--- a/pr-preview/pr-309/linear-algebra-diagonalization-tracked-changes.docx
+++ b/pr-preview/pr-309/linear-algebra-diagonalization-tracked-changes.docx
@@ -16,7 +16,7 @@
       </w:pPr>
       <w:del w:id="1" w:author="PR Preview" w:date="2026-01-01T00:00:00Z">
         <w:r>
-          <w:delText xml:space="preserve">Last modified: 2026-10-15 02:44:48 (PDT)</w:delText>
+          <w:delText xml:space="preserve">Last modified: 2026-10-15 04:45:51 (PDT)</w:delText>
         </w:r>
       </w:del>
     </w:p>
@@ -26,7 +26,7 @@
       </w:pPr>
       <w:ins w:id="2" w:author="PR Preview" w:date="2026-01-01T00:00:00Z">
         <w:r>
-          <w:t xml:space="preserve">Last modified: 2026-10-15 02:50:52 (PDT)</w:t>
+          <w:t xml:space="preserve">Last modified: 2026-10-15 05:32:53 (PDT)</w:t>
         </w:r>
       </w:ins>
     </w:p>
@@ -39077,22 +39077,30 @@
       <w:pPr>
         <w:pStyle w:val="BodyText"/>
       </w:pPr>
-      <w:r>
-        <w:rPr>
-          <w:b/>
-          <w:bCs/>
-        </w:rPr>
-        <w:t xml:space="preserve">Definition 5 (Leading block of a square matrix)</w:t>
-      </w:r>
-      <w:r>
-        <w:t xml:space="preserve"> </w:t>
-      </w:r>
-      <w:r>
-        <w:t xml:space="preserve">When</w:t>
-      </w:r>
-      <w:r>
-        <w:t xml:space="preserve"> </w:t>
-      </w:r>
+      <w:del w:id="3" w:author="PR Preview" w:date="2026-01-01T00:00:00Z">
+        <w:r>
+          <w:rPr>
+            <w:b/>
+            <w:bCs/>
+          </w:rPr>
+          <w:delText xml:space="preserve">Definition 5 (Leading block (top-left block) of a square matrix)</w:delText>
+        </w:r>
+      </w:del>
+      <w:del w:id="4" w:author="PR Preview" w:date="2026-01-01T00:00:00Z">
+        <w:r>
+          <w:delText xml:space="preserve"> </w:delText>
+        </w:r>
+      </w:del>
+      <w:del w:id="5" w:author="PR Preview" w:date="2026-01-01T00:00:00Z">
+        <w:r>
+          <w:delText xml:space="preserve">When</w:delText>
+        </w:r>
+      </w:del>
+      <w:del w:id="6" w:author="PR Preview" w:date="2026-01-01T00:00:00Z">
+        <w:r>
+          <w:delText xml:space="preserve"> </w:delText>
+        </w:r>
+      </w:del>
       <m:oMath>
         <m:r>
           <m:rPr>
@@ -39101,15 +39109,21 @@
           <m:t>X</m:t>
         </m:r>
       </m:oMath>
-      <w:r>
-        <w:t xml:space="preserve"> </w:t>
-      </w:r>
-      <w:r>
-        <w:t xml:space="preserve">is</w:t>
-      </w:r>
-      <w:r>
-        <w:t xml:space="preserve"> </w:t>
-      </w:r>
+      <w:del w:id="7" w:author="PR Preview" w:date="2026-01-01T00:00:00Z">
+        <w:r>
+          <w:delText xml:space="preserve"> </w:delText>
+        </w:r>
+      </w:del>
+      <w:del w:id="8" w:author="PR Preview" w:date="2026-01-01T00:00:00Z">
+        <w:r>
+          <w:delText xml:space="preserve">is</w:delText>
+        </w:r>
+      </w:del>
+      <w:del w:id="9" w:author="PR Preview" w:date="2026-01-01T00:00:00Z">
+        <w:r>
+          <w:delText xml:space="preserve"> </w:delText>
+        </w:r>
+      </w:del>
       <m:oMath>
         <m:r>
           <m:t>n</m:t>
@@ -39124,15 +39138,21 @@
           <m:t>n</m:t>
         </m:r>
       </m:oMath>
-      <w:r>
-        <w:t xml:space="preserve"> </w:t>
-      </w:r>
-      <w:r>
-        <w:t xml:space="preserve">and</w:t>
-      </w:r>
-      <w:r>
-        <w:t xml:space="preserve"> </w:t>
-      </w:r>
+      <w:del w:id="10" w:author="PR Preview" w:date="2026-01-01T00:00:00Z">
+        <w:r>
+          <w:delText xml:space="preserve"> </w:delText>
+        </w:r>
+      </w:del>
+      <w:del w:id="11" w:author="PR Preview" w:date="2026-01-01T00:00:00Z">
+        <w:r>
+          <w:delText xml:space="preserve">and</w:delText>
+        </w:r>
+      </w:del>
+      <w:del w:id="12" w:author="PR Preview" w:date="2026-01-01T00:00:00Z">
+        <w:r>
+          <w:delText xml:space="preserve"> </w:delText>
+        </w:r>
+      </w:del>
       <m:oMath>
         <m:r>
           <m:t>1</m:t>
@@ -39156,18 +39176,26 @@
           <m:t>n</m:t>
         </m:r>
       </m:oMath>
-      <w:r>
-        <w:t xml:space="preserve">,</w:t>
-      </w:r>
-      <w:r>
-        <w:t xml:space="preserve"> </w:t>
-      </w:r>
-      <w:r>
-        <w:t xml:space="preserve">the</w:t>
-      </w:r>
-      <w:r>
-        <w:t xml:space="preserve"> </w:t>
-      </w:r>
+      <w:del w:id="13" w:author="PR Preview" w:date="2026-01-01T00:00:00Z">
+        <w:r>
+          <w:delText xml:space="preserve">,</w:delText>
+        </w:r>
+      </w:del>
+      <w:del w:id="14" w:author="PR Preview" w:date="2026-01-01T00:00:00Z">
+        <w:r>
+          <w:delText xml:space="preserve"> </w:delText>
+        </w:r>
+      </w:del>
+      <w:del w:id="15" w:author="PR Preview" w:date="2026-01-01T00:00:00Z">
+        <w:r>
+          <w:delText xml:space="preserve">the</w:delText>
+        </w:r>
+      </w:del>
+      <w:del w:id="16" w:author="PR Preview" w:date="2026-01-01T00:00:00Z">
+        <w:r>
+          <w:delText xml:space="preserve"> </w:delText>
+        </w:r>
+      </w:del>
       <m:oMath>
         <m:r>
           <m:t>k</m:t>
@@ -39182,15 +39210,21 @@
           <m:t>k</m:t>
         </m:r>
       </m:oMath>
-      <w:r>
-        <w:t xml:space="preserve"> </w:t>
-      </w:r>
-      <w:r>
-        <w:t xml:space="preserve">matrix of the entries</w:t>
-      </w:r>
-      <w:r>
-        <w:t xml:space="preserve"> </w:t>
-      </w:r>
+      <w:del w:id="17" w:author="PR Preview" w:date="2026-01-01T00:00:00Z">
+        <w:r>
+          <w:delText xml:space="preserve"> </w:delText>
+        </w:r>
+      </w:del>
+      <w:del w:id="18" w:author="PR Preview" w:date="2026-01-01T00:00:00Z">
+        <w:r>
+          <w:delText xml:space="preserve">matrix of the entries</w:delText>
+        </w:r>
+      </w:del>
+      <w:del w:id="19" w:author="PR Preview" w:date="2026-01-01T00:00:00Z">
+        <w:r>
+          <w:delText xml:space="preserve"> </w:delText>
+        </w:r>
+      </w:del>
       <m:oMath>
         <m:sSub>
           <m:e>
@@ -39208,15 +39242,21 @@
           </m:sub>
         </m:sSub>
       </m:oMath>
-      <w:r>
-        <w:t xml:space="preserve"> </w:t>
-      </w:r>
-      <w:r>
-        <w:t xml:space="preserve">with</w:t>
-      </w:r>
-      <w:r>
-        <w:t xml:space="preserve"> </w:t>
-      </w:r>
+      <w:del w:id="20" w:author="PR Preview" w:date="2026-01-01T00:00:00Z">
+        <w:r>
+          <w:delText xml:space="preserve"> </w:delText>
+        </w:r>
+      </w:del>
+      <w:del w:id="21" w:author="PR Preview" w:date="2026-01-01T00:00:00Z">
+        <w:r>
+          <w:delText xml:space="preserve">with</w:delText>
+        </w:r>
+      </w:del>
+      <w:del w:id="22" w:author="PR Preview" w:date="2026-01-01T00:00:00Z">
+        <w:r>
+          <w:delText xml:space="preserve"> </w:delText>
+        </w:r>
+      </w:del>
       <m:oMath>
         <m:r>
           <m:t>i</m:t>
@@ -39240,154 +39280,212 @@
           <m:t>k</m:t>
         </m:r>
       </m:oMath>
-      <w:r>
-        <w:t xml:space="preserve"> </w:t>
-      </w:r>
-      <w:r>
-        <w:t xml:space="preserve">is the</w:t>
-      </w:r>
-      <w:r>
-        <w:t xml:space="preserve"> </w:t>
-      </w:r>
-      <w:r>
-        <w:rPr>
-          <w:b/>
-          <w:bCs/>
-        </w:rPr>
-        <w:t xml:space="preserve">leading</w:t>
-      </w:r>
-      <w:r>
-        <w:t xml:space="preserve"> </w:t>
-      </w:r>
-      <w:r>
-        <w:t xml:space="preserve">(or</w:t>
-      </w:r>
-      <w:r>
-        <w:t xml:space="preserve"> </w:t>
-      </w:r>
-      <w:r>
-        <w:rPr>
-          <w:b/>
-          <w:bCs/>
-        </w:rPr>
-        <w:t xml:space="preserve">top-left</w:t>
-      </w:r>
-      <w:r>
-        <w:t xml:space="preserve">)</w:t>
-      </w:r>
-      <w:r>
-        <w:t xml:space="preserve"> </w:t>
-      </w:r>
-      <m:oMath>
-        <m:r>
-          <m:t>k</m:t>
-        </m:r>
-        <m:r>
-          <m:rPr>
-            <m:sty m:val="p"/>
-          </m:rPr>
-          <m:t>×</m:t>
-        </m:r>
-        <m:r>
-          <m:t>k</m:t>
-        </m:r>
-      </m:oMath>
-      <w:r>
-        <w:t xml:space="preserve"> </w:t>
-      </w:r>
-      <w:r>
-        <w:rPr>
-          <w:b/>
-          <w:bCs/>
-        </w:rPr>
-        <w:t xml:space="preserve">block</w:t>
-      </w:r>
-      <w:r>
-        <w:t xml:space="preserve"> </w:t>
-      </w:r>
-      <w:r>
-        <w:t xml:space="preserve">of</w:t>
-      </w:r>
-      <w:r>
-        <w:t xml:space="preserve"> </w:t>
-      </w:r>
-      <m:oMath>
-        <m:r>
-          <m:rPr>
-            <m:sty m:val="bi"/>
-          </m:rPr>
-          <m:t>X</m:t>
-        </m:r>
-      </m:oMath>
-      <w:r>
-        <w:t xml:space="preserve">;</w:t>
-      </w:r>
-      <w:r>
-        <w:t xml:space="preserve"> </w:t>
-      </w:r>
-      <w:r>
-        <w:t xml:space="preserve">for</w:t>
-      </w:r>
-      <w:r>
-        <w:t xml:space="preserve"> </w:t>
-      </w:r>
-      <m:oMath>
-        <m:r>
-          <m:t>k</m:t>
-        </m:r>
-        <m:r>
-          <m:rPr>
-            <m:sty m:val="p"/>
-          </m:rPr>
-          <m:t>&lt;</m:t>
-        </m:r>
-        <m:r>
-          <m:t>n</m:t>
-        </m:r>
-      </m:oMath>
-      <w:r>
-        <w:t xml:space="preserve"> </w:t>
-      </w:r>
-      <w:r>
-        <w:t xml:space="preserve">it is the block</w:t>
-      </w:r>
-      <w:r>
-        <w:t xml:space="preserve"> </w:t>
-      </w:r>
-      <m:oMath>
-        <m:r>
-          <m:rPr>
-            <m:sty m:val="bi"/>
-          </m:rPr>
-          <m:t>A</m:t>
-        </m:r>
-      </m:oMath>
-      <w:r>
-        <w:t xml:space="preserve"> </w:t>
-      </w:r>
-      <w:r>
-        <w:t xml:space="preserve">of</w:t>
-      </w:r>
-      <w:r>
-        <w:t xml:space="preserve"> </w:t>
-      </w:r>
-      <w:hyperlink w:anchor="def-block-matrix">
+      <w:del w:id="23" w:author="PR Preview" w:date="2026-01-01T00:00:00Z">
+        <w:r>
+          <w:delText xml:space="preserve"> </w:delText>
+        </w:r>
+      </w:del>
+      <w:del w:id="24" w:author="PR Preview" w:date="2026-01-01T00:00:00Z">
+        <w:r>
+          <w:delText xml:space="preserve">is the</w:delText>
+        </w:r>
+      </w:del>
+      <w:del w:id="25" w:author="PR Preview" w:date="2026-01-01T00:00:00Z">
+        <w:r>
+          <w:delText xml:space="preserve"> </w:delText>
+        </w:r>
+      </w:del>
+      <w:del w:id="26" w:author="PR Preview" w:date="2026-01-01T00:00:00Z">
         <w:r>
           <w:rPr>
-            <w:rStyle w:val="Hyperlink"/>
+            <w:b/>
+            <w:bCs/>
           </w:rPr>
-          <w:t xml:space="preserve">Definition 4</w:t>
+          <w:delText xml:space="preserve">leading</w:delText>
         </w:r>
+      </w:del>
+      <w:del w:id="27" w:author="PR Preview" w:date="2026-01-01T00:00:00Z">
+        <w:r>
+          <w:delText xml:space="preserve"> </w:delText>
+        </w:r>
+      </w:del>
+      <w:del w:id="28" w:author="PR Preview" w:date="2026-01-01T00:00:00Z">
+        <w:r>
+          <w:delText xml:space="preserve">(or</w:delText>
+        </w:r>
+      </w:del>
+      <w:del w:id="29" w:author="PR Preview" w:date="2026-01-01T00:00:00Z">
+        <w:r>
+          <w:delText xml:space="preserve"> </w:delText>
+        </w:r>
+      </w:del>
+      <w:del w:id="30" w:author="PR Preview" w:date="2026-01-01T00:00:00Z">
+        <w:r>
+          <w:rPr>
+            <w:b/>
+            <w:bCs/>
+          </w:rPr>
+          <w:delText xml:space="preserve">top-left</w:delText>
+        </w:r>
+      </w:del>
+      <w:del w:id="31" w:author="PR Preview" w:date="2026-01-01T00:00:00Z">
+        <w:r>
+          <w:delText xml:space="preserve">)</w:delText>
+        </w:r>
+      </w:del>
+      <w:del w:id="32" w:author="PR Preview" w:date="2026-01-01T00:00:00Z">
+        <w:r>
+          <w:delText xml:space="preserve"> </w:delText>
+        </w:r>
+      </w:del>
+      <m:oMath>
+        <m:r>
+          <m:t>k</m:t>
+        </m:r>
+        <m:r>
+          <m:rPr>
+            <m:sty m:val="p"/>
+          </m:rPr>
+          <m:t>×</m:t>
+        </m:r>
+        <m:r>
+          <m:t>k</m:t>
+        </m:r>
+      </m:oMath>
+      <w:del w:id="33" w:author="PR Preview" w:date="2026-01-01T00:00:00Z">
+        <w:r>
+          <w:delText xml:space="preserve"> </w:delText>
+        </w:r>
+      </w:del>
+      <w:del w:id="34" w:author="PR Preview" w:date="2026-01-01T00:00:00Z">
+        <w:r>
+          <w:rPr>
+            <w:b/>
+            <w:bCs/>
+          </w:rPr>
+          <w:delText xml:space="preserve">block</w:delText>
+        </w:r>
+      </w:del>
+      <w:del w:id="35" w:author="PR Preview" w:date="2026-01-01T00:00:00Z">
+        <w:r>
+          <w:delText xml:space="preserve"> </w:delText>
+        </w:r>
+      </w:del>
+      <w:del w:id="36" w:author="PR Preview" w:date="2026-01-01T00:00:00Z">
+        <w:r>
+          <w:delText xml:space="preserve">of</w:delText>
+        </w:r>
+      </w:del>
+      <w:del w:id="37" w:author="PR Preview" w:date="2026-01-01T00:00:00Z">
+        <w:r>
+          <w:delText xml:space="preserve"> </w:delText>
+        </w:r>
+      </w:del>
+      <m:oMath>
+        <m:r>
+          <m:rPr>
+            <m:sty m:val="bi"/>
+          </m:rPr>
+          <m:t>X</m:t>
+        </m:r>
+      </m:oMath>
+      <w:del w:id="38" w:author="PR Preview" w:date="2026-01-01T00:00:00Z">
+        <w:r>
+          <w:delText xml:space="preserve">;</w:delText>
+        </w:r>
+      </w:del>
+      <w:del w:id="39" w:author="PR Preview" w:date="2026-01-01T00:00:00Z">
+        <w:r>
+          <w:delText xml:space="preserve"> </w:delText>
+        </w:r>
+      </w:del>
+      <w:del w:id="40" w:author="PR Preview" w:date="2026-01-01T00:00:00Z">
+        <w:r>
+          <w:delText xml:space="preserve">for</w:delText>
+        </w:r>
+      </w:del>
+      <w:del w:id="41" w:author="PR Preview" w:date="2026-01-01T00:00:00Z">
+        <w:r>
+          <w:delText xml:space="preserve"> </w:delText>
+        </w:r>
+      </w:del>
+      <m:oMath>
+        <m:r>
+          <m:t>k</m:t>
+        </m:r>
+        <m:r>
+          <m:rPr>
+            <m:sty m:val="p"/>
+          </m:rPr>
+          <m:t>&lt;</m:t>
+        </m:r>
+        <m:r>
+          <m:t>n</m:t>
+        </m:r>
+      </m:oMath>
+      <w:del w:id="42" w:author="PR Preview" w:date="2026-01-01T00:00:00Z">
+        <w:r>
+          <w:delText xml:space="preserve"> </w:delText>
+        </w:r>
+      </w:del>
+      <w:del w:id="43" w:author="PR Preview" w:date="2026-01-01T00:00:00Z">
+        <w:r>
+          <w:delText xml:space="preserve">it is the block</w:delText>
+        </w:r>
+      </w:del>
+      <w:del w:id="44" w:author="PR Preview" w:date="2026-01-01T00:00:00Z">
+        <w:r>
+          <w:delText xml:space="preserve"> </w:delText>
+        </w:r>
+      </w:del>
+      <m:oMath>
+        <m:r>
+          <m:rPr>
+            <m:sty m:val="bi"/>
+          </m:rPr>
+          <m:t>A</m:t>
+        </m:r>
+      </m:oMath>
+      <w:del w:id="45" w:author="PR Preview" w:date="2026-01-01T00:00:00Z">
+        <w:r>
+          <w:delText xml:space="preserve"> </w:delText>
+        </w:r>
+      </w:del>
+      <w:del w:id="46" w:author="PR Preview" w:date="2026-01-01T00:00:00Z">
+        <w:r>
+          <w:delText xml:space="preserve">of</w:delText>
+        </w:r>
+      </w:del>
+      <w:del w:id="47" w:author="PR Preview" w:date="2026-01-01T00:00:00Z">
+        <w:r>
+          <w:delText xml:space="preserve"> </w:delText>
+        </w:r>
+      </w:del>
+      <w:hyperlink w:anchor="def-block-matrix">
+        <w:del w:id="48" w:author="PR Preview" w:date="2026-01-01T00:00:00Z">
+          <w:r>
+            <w:rPr>
+              <w:rStyle w:val="Hyperlink"/>
+            </w:rPr>
+            <w:delText xml:space="preserve">Definition 4</w:delText>
+          </w:r>
+        </w:del>
       </w:hyperlink>
-      <w:r>
-        <w:t xml:space="preserve"> </w:t>
-      </w:r>
-      <w:r>
-        <w:t xml:space="preserve">with</w:t>
-      </w:r>
-      <w:r>
-        <w:t xml:space="preserve"> </w:t>
-      </w:r>
+      <w:del w:id="49" w:author="PR Preview" w:date="2026-01-01T00:00:00Z">
+        <w:r>
+          <w:delText xml:space="preserve"> </w:delText>
+        </w:r>
+      </w:del>
+      <w:del w:id="50" w:author="PR Preview" w:date="2026-01-01T00:00:00Z">
+        <w:r>
+          <w:delText xml:space="preserve">with</w:delText>
+        </w:r>
+      </w:del>
+      <w:del w:id="51" w:author="PR Preview" w:date="2026-01-01T00:00:00Z">
+        <w:r>
+          <w:delText xml:space="preserve"> </w:delText>
+        </w:r>
+      </w:del>
       <m:oMath>
         <m:r>
           <m:t>l</m:t>
@@ -39402,18 +39500,26 @@
           <m:t>k</m:t>
         </m:r>
       </m:oMath>
-      <w:r>
-        <w:t xml:space="preserve">,</w:t>
-      </w:r>
-      <w:r>
-        <w:t xml:space="preserve"> </w:t>
-      </w:r>
-      <w:r>
-        <w:t xml:space="preserve">and for</w:t>
-      </w:r>
-      <w:r>
-        <w:t xml:space="preserve"> </w:t>
-      </w:r>
+      <w:del w:id="52" w:author="PR Preview" w:date="2026-01-01T00:00:00Z">
+        <w:r>
+          <w:delText xml:space="preserve">,</w:delText>
+        </w:r>
+      </w:del>
+      <w:del w:id="53" w:author="PR Preview" w:date="2026-01-01T00:00:00Z">
+        <w:r>
+          <w:delText xml:space="preserve"> </w:delText>
+        </w:r>
+      </w:del>
+      <w:del w:id="54" w:author="PR Preview" w:date="2026-01-01T00:00:00Z">
+        <w:r>
+          <w:delText xml:space="preserve">and for</w:delText>
+        </w:r>
+      </w:del>
+      <w:del w:id="55" w:author="PR Preview" w:date="2026-01-01T00:00:00Z">
+        <w:r>
+          <w:delText xml:space="preserve"> </w:delText>
+        </w:r>
+      </w:del>
       <m:oMath>
         <m:r>
           <m:t>k</m:t>
@@ -39428,15 +39534,21 @@
           <m:t>n</m:t>
         </m:r>
       </m:oMath>
-      <w:r>
-        <w:t xml:space="preserve"> </w:t>
-      </w:r>
-      <w:r>
-        <w:t xml:space="preserve">it is</w:t>
-      </w:r>
-      <w:r>
-        <w:t xml:space="preserve"> </w:t>
-      </w:r>
+      <w:del w:id="56" w:author="PR Preview" w:date="2026-01-01T00:00:00Z">
+        <w:r>
+          <w:delText xml:space="preserve"> </w:delText>
+        </w:r>
+      </w:del>
+      <w:del w:id="57" w:author="PR Preview" w:date="2026-01-01T00:00:00Z">
+        <w:r>
+          <w:delText xml:space="preserve">it is</w:delText>
+        </w:r>
+      </w:del>
+      <w:del w:id="58" w:author="PR Preview" w:date="2026-01-01T00:00:00Z">
+        <w:r>
+          <w:delText xml:space="preserve"> </w:delText>
+        </w:r>
+      </w:del>
       <m:oMath>
         <m:r>
           <m:rPr>
@@ -39445,12 +39557,511 @@
           <m:t>X</m:t>
         </m:r>
       </m:oMath>
-      <w:r>
-        <w:t xml:space="preserve"> </w:t>
-      </w:r>
-      <w:r>
-        <w:t xml:space="preserve">itself.</w:t>
-      </w:r>
+      <w:del w:id="59" w:author="PR Preview" w:date="2026-01-01T00:00:00Z">
+        <w:r>
+          <w:delText xml:space="preserve"> </w:delText>
+        </w:r>
+      </w:del>
+      <w:del w:id="60" w:author="PR Preview" w:date="2026-01-01T00:00:00Z">
+        <w:r>
+          <w:delText xml:space="preserve">itself.</w:delText>
+        </w:r>
+      </w:del>
+    </w:p>
+    <w:p>
+      <w:pPr>
+        <w:pStyle w:val="BodyText"/>
+      </w:pPr>
+      <w:ins w:id="61" w:author="PR Preview" w:date="2026-01-01T00:00:00Z">
+        <w:r>
+          <w:rPr>
+            <w:b/>
+            <w:bCs/>
+          </w:rPr>
+          <w:t xml:space="preserve">Definition 5 (Leading block of a square matrix)</w:t>
+        </w:r>
+      </w:ins>
+      <w:ins w:id="62" w:author="PR Preview" w:date="2026-01-01T00:00:00Z">
+        <w:r>
+          <w:t xml:space="preserve"> </w:t>
+        </w:r>
+      </w:ins>
+      <w:ins w:id="63" w:author="PR Preview" w:date="2026-01-01T00:00:00Z">
+        <w:r>
+          <w:t xml:space="preserve">When</w:t>
+        </w:r>
+      </w:ins>
+      <w:ins w:id="64" w:author="PR Preview" w:date="2026-01-01T00:00:00Z">
+        <w:r>
+          <w:t xml:space="preserve"> </w:t>
+        </w:r>
+      </w:ins>
+      <m:oMath>
+        <m:r>
+          <m:rPr>
+            <m:sty m:val="bi"/>
+          </m:rPr>
+          <m:t>X</m:t>
+        </m:r>
+      </m:oMath>
+      <w:ins w:id="65" w:author="PR Preview" w:date="2026-01-01T00:00:00Z">
+        <w:r>
+          <w:t xml:space="preserve"> </w:t>
+        </w:r>
+      </w:ins>
+      <w:ins w:id="66" w:author="PR Preview" w:date="2026-01-01T00:00:00Z">
+        <w:r>
+          <w:t xml:space="preserve">is</w:t>
+        </w:r>
+      </w:ins>
+      <w:ins w:id="67" w:author="PR Preview" w:date="2026-01-01T00:00:00Z">
+        <w:r>
+          <w:t xml:space="preserve"> </w:t>
+        </w:r>
+      </w:ins>
+      <m:oMath>
+        <m:r>
+          <m:t>n</m:t>
+        </m:r>
+        <m:r>
+          <m:rPr>
+            <m:sty m:val="p"/>
+          </m:rPr>
+          <m:t>×</m:t>
+        </m:r>
+        <m:r>
+          <m:t>n</m:t>
+        </m:r>
+      </m:oMath>
+      <w:ins w:id="68" w:author="PR Preview" w:date="2026-01-01T00:00:00Z">
+        <w:r>
+          <w:t xml:space="preserve"> </w:t>
+        </w:r>
+      </w:ins>
+      <w:ins w:id="69" w:author="PR Preview" w:date="2026-01-01T00:00:00Z">
+        <w:r>
+          <w:t xml:space="preserve">and</w:t>
+        </w:r>
+      </w:ins>
+      <w:ins w:id="70" w:author="PR Preview" w:date="2026-01-01T00:00:00Z">
+        <w:r>
+          <w:t xml:space="preserve"> </w:t>
+        </w:r>
+      </w:ins>
+      <m:oMath>
+        <m:r>
+          <m:t>1</m:t>
+        </m:r>
+        <m:r>
+          <m:rPr>
+            <m:sty m:val="p"/>
+          </m:rPr>
+          <m:t>≤</m:t>
+        </m:r>
+        <m:r>
+          <m:t>k</m:t>
+        </m:r>
+        <m:r>
+          <m:rPr>
+            <m:sty m:val="p"/>
+          </m:rPr>
+          <m:t>≤</m:t>
+        </m:r>
+        <m:r>
+          <m:t>n</m:t>
+        </m:r>
+      </m:oMath>
+      <w:ins w:id="71" w:author="PR Preview" w:date="2026-01-01T00:00:00Z">
+        <w:r>
+          <w:t xml:space="preserve">,</w:t>
+        </w:r>
+      </w:ins>
+      <w:ins w:id="72" w:author="PR Preview" w:date="2026-01-01T00:00:00Z">
+        <w:r>
+          <w:t xml:space="preserve"> </w:t>
+        </w:r>
+      </w:ins>
+      <w:ins w:id="73" w:author="PR Preview" w:date="2026-01-01T00:00:00Z">
+        <w:r>
+          <w:t xml:space="preserve">the</w:t>
+        </w:r>
+      </w:ins>
+      <w:ins w:id="74" w:author="PR Preview" w:date="2026-01-01T00:00:00Z">
+        <w:r>
+          <w:t xml:space="preserve"> </w:t>
+        </w:r>
+      </w:ins>
+      <m:oMath>
+        <m:r>
+          <m:t>k</m:t>
+        </m:r>
+        <m:r>
+          <m:rPr>
+            <m:sty m:val="p"/>
+          </m:rPr>
+          <m:t>×</m:t>
+        </m:r>
+        <m:r>
+          <m:t>k</m:t>
+        </m:r>
+      </m:oMath>
+      <w:ins w:id="75" w:author="PR Preview" w:date="2026-01-01T00:00:00Z">
+        <w:r>
+          <w:t xml:space="preserve"> </w:t>
+        </w:r>
+      </w:ins>
+      <w:ins w:id="76" w:author="PR Preview" w:date="2026-01-01T00:00:00Z">
+        <w:r>
+          <w:t xml:space="preserve">matrix of the entries</w:t>
+        </w:r>
+      </w:ins>
+      <w:ins w:id="77" w:author="PR Preview" w:date="2026-01-01T00:00:00Z">
+        <w:r>
+          <w:t xml:space="preserve"> </w:t>
+        </w:r>
+      </w:ins>
+      <m:oMath>
+        <m:sSub>
+          <m:e>
+            <m:r>
+              <m:t>x</m:t>
+            </m:r>
+          </m:e>
+          <m:sub>
+            <m:r>
+              <m:t>i</m:t>
+            </m:r>
+            <m:r>
+              <m:t>j</m:t>
+            </m:r>
+          </m:sub>
+        </m:sSub>
+      </m:oMath>
+      <w:ins w:id="78" w:author="PR Preview" w:date="2026-01-01T00:00:00Z">
+        <w:r>
+          <w:t xml:space="preserve"> </w:t>
+        </w:r>
+      </w:ins>
+      <w:ins w:id="79" w:author="PR Preview" w:date="2026-01-01T00:00:00Z">
+        <w:r>
+          <w:t xml:space="preserve">with</w:t>
+        </w:r>
+      </w:ins>
+      <w:ins w:id="80" w:author="PR Preview" w:date="2026-01-01T00:00:00Z">
+        <w:r>
+          <w:t xml:space="preserve"> </w:t>
+        </w:r>
+      </w:ins>
+      <m:oMath>
+        <m:r>
+          <m:t>i</m:t>
+        </m:r>
+        <m:r>
+          <m:rPr>
+            <m:sty m:val="p"/>
+          </m:rPr>
+          <m:t>,</m:t>
+        </m:r>
+        <m:r>
+          <m:t>j</m:t>
+        </m:r>
+        <m:r>
+          <m:rPr>
+            <m:sty m:val="p"/>
+          </m:rPr>
+          <m:t>≤</m:t>
+        </m:r>
+        <m:r>
+          <m:t>k</m:t>
+        </m:r>
+      </m:oMath>
+      <w:ins w:id="81" w:author="PR Preview" w:date="2026-01-01T00:00:00Z">
+        <w:r>
+          <w:t xml:space="preserve"> </w:t>
+        </w:r>
+      </w:ins>
+      <w:ins w:id="82" w:author="PR Preview" w:date="2026-01-01T00:00:00Z">
+        <w:r>
+          <w:t xml:space="preserve">is the</w:t>
+        </w:r>
+      </w:ins>
+      <w:ins w:id="83" w:author="PR Preview" w:date="2026-01-01T00:00:00Z">
+        <w:r>
+          <w:t xml:space="preserve"> </w:t>
+        </w:r>
+      </w:ins>
+      <w:ins w:id="84" w:author="PR Preview" w:date="2026-01-01T00:00:00Z">
+        <w:r>
+          <w:rPr>
+            <w:b/>
+            <w:bCs/>
+          </w:rPr>
+          <w:t xml:space="preserve">leading</w:t>
+        </w:r>
+      </w:ins>
+      <w:ins w:id="85" w:author="PR Preview" w:date="2026-01-01T00:00:00Z">
+        <w:r>
+          <w:t xml:space="preserve"> </w:t>
+        </w:r>
+      </w:ins>
+      <w:ins w:id="86" w:author="PR Preview" w:date="2026-01-01T00:00:00Z">
+        <w:r>
+          <w:t xml:space="preserve">(or</w:t>
+        </w:r>
+      </w:ins>
+      <w:ins w:id="87" w:author="PR Preview" w:date="2026-01-01T00:00:00Z">
+        <w:r>
+          <w:t xml:space="preserve"> </w:t>
+        </w:r>
+      </w:ins>
+      <w:ins w:id="88" w:author="PR Preview" w:date="2026-01-01T00:00:00Z">
+        <w:r>
+          <w:rPr>
+            <w:b/>
+            <w:bCs/>
+          </w:rPr>
+          <w:t xml:space="preserve">top-left</w:t>
+        </w:r>
+      </w:ins>
+      <w:ins w:id="89" w:author="PR Preview" w:date="2026-01-01T00:00:00Z">
+        <w:r>
+          <w:t xml:space="preserve">)</w:t>
+        </w:r>
+      </w:ins>
+      <w:ins w:id="90" w:author="PR Preview" w:date="2026-01-01T00:00:00Z">
+        <w:r>
+          <w:t xml:space="preserve"> </w:t>
+        </w:r>
+      </w:ins>
+      <m:oMath>
+        <m:r>
+          <m:t>k</m:t>
+        </m:r>
+        <m:r>
+          <m:rPr>
+            <m:sty m:val="p"/>
+          </m:rPr>
+          <m:t>×</m:t>
+        </m:r>
+        <m:r>
+          <m:t>k</m:t>
+        </m:r>
+      </m:oMath>
+      <w:ins w:id="91" w:author="PR Preview" w:date="2026-01-01T00:00:00Z">
+        <w:r>
+          <w:t xml:space="preserve"> </w:t>
+        </w:r>
+      </w:ins>
+      <w:ins w:id="92" w:author="PR Preview" w:date="2026-01-01T00:00:00Z">
+        <w:r>
+          <w:rPr>
+            <w:b/>
+            <w:bCs/>
+          </w:rPr>
+          <w:t xml:space="preserve">block</w:t>
+        </w:r>
+      </w:ins>
+      <w:ins w:id="93" w:author="PR Preview" w:date="2026-01-01T00:00:00Z">
+        <w:r>
+          <w:t xml:space="preserve"> </w:t>
+        </w:r>
+      </w:ins>
+      <w:ins w:id="94" w:author="PR Preview" w:date="2026-01-01T00:00:00Z">
+        <w:r>
+          <w:t xml:space="preserve">of</w:t>
+        </w:r>
+      </w:ins>
+      <w:ins w:id="95" w:author="PR Preview" w:date="2026-01-01T00:00:00Z">
+        <w:r>
+          <w:t xml:space="preserve"> </w:t>
+        </w:r>
+      </w:ins>
+      <m:oMath>
+        <m:r>
+          <m:rPr>
+            <m:sty m:val="bi"/>
+          </m:rPr>
+          <m:t>X</m:t>
+        </m:r>
+      </m:oMath>
+      <w:ins w:id="96" w:author="PR Preview" w:date="2026-01-01T00:00:00Z">
+        <w:r>
+          <w:t xml:space="preserve">;</w:t>
+        </w:r>
+      </w:ins>
+      <w:ins w:id="97" w:author="PR Preview" w:date="2026-01-01T00:00:00Z">
+        <w:r>
+          <w:t xml:space="preserve"> </w:t>
+        </w:r>
+      </w:ins>
+      <w:ins w:id="98" w:author="PR Preview" w:date="2026-01-01T00:00:00Z">
+        <w:r>
+          <w:t xml:space="preserve">for</w:t>
+        </w:r>
+      </w:ins>
+      <w:ins w:id="99" w:author="PR Preview" w:date="2026-01-01T00:00:00Z">
+        <w:r>
+          <w:t xml:space="preserve"> </w:t>
+        </w:r>
+      </w:ins>
+      <m:oMath>
+        <m:r>
+          <m:t>k</m:t>
+        </m:r>
+        <m:r>
+          <m:rPr>
+            <m:sty m:val="p"/>
+          </m:rPr>
+          <m:t>&lt;</m:t>
+        </m:r>
+        <m:r>
+          <m:t>n</m:t>
+        </m:r>
+      </m:oMath>
+      <w:ins w:id="100" w:author="PR Preview" w:date="2026-01-01T00:00:00Z">
+        <w:r>
+          <w:t xml:space="preserve"> </w:t>
+        </w:r>
+      </w:ins>
+      <w:ins w:id="101" w:author="PR Preview" w:date="2026-01-01T00:00:00Z">
+        <w:r>
+          <w:t xml:space="preserve">it is the block</w:t>
+        </w:r>
+      </w:ins>
+      <w:ins w:id="102" w:author="PR Preview" w:date="2026-01-01T00:00:00Z">
+        <w:r>
+          <w:t xml:space="preserve"> </w:t>
+        </w:r>
+      </w:ins>
+      <m:oMath>
+        <m:r>
+          <m:rPr>
+            <m:sty m:val="bi"/>
+          </m:rPr>
+          <m:t>A</m:t>
+        </m:r>
+      </m:oMath>
+      <w:ins w:id="103" w:author="PR Preview" w:date="2026-01-01T00:00:00Z">
+        <w:r>
+          <w:t xml:space="preserve"> </w:t>
+        </w:r>
+      </w:ins>
+      <w:ins w:id="104" w:author="PR Preview" w:date="2026-01-01T00:00:00Z">
+        <w:r>
+          <w:t xml:space="preserve">of</w:t>
+        </w:r>
+      </w:ins>
+      <w:ins w:id="105" w:author="PR Preview" w:date="2026-01-01T00:00:00Z">
+        <w:r>
+          <w:t xml:space="preserve"> </w:t>
+        </w:r>
+      </w:ins>
+      <w:hyperlink w:anchor="def-block-matrix">
+        <w:ins w:id="106" w:author="PR Preview" w:date="2026-01-01T00:00:00Z">
+          <w:r>
+            <w:rPr>
+              <w:rStyle w:val="Hyperlink"/>
+            </w:rPr>
+            <w:t xml:space="preserve">Definition 4</w:t>
+          </w:r>
+        </w:ins>
+      </w:hyperlink>
+      <w:ins w:id="107" w:author="PR Preview" w:date="2026-01-01T00:00:00Z">
+        <w:r>
+          <w:t xml:space="preserve"> </w:t>
+        </w:r>
+      </w:ins>
+      <w:ins w:id="108" w:author="PR Preview" w:date="2026-01-01T00:00:00Z">
+        <w:r>
+          <w:t xml:space="preserve">with</w:t>
+        </w:r>
+      </w:ins>
+      <w:ins w:id="109" w:author="PR Preview" w:date="2026-01-01T00:00:00Z">
+        <w:r>
+          <w:t xml:space="preserve"> </w:t>
+        </w:r>
+      </w:ins>
+      <m:oMath>
+        <m:r>
+          <m:t>l</m:t>
+        </m:r>
+        <m:r>
+          <m:rPr>
+            <m:sty m:val="p"/>
+          </m:rPr>
+          <m:t>=</m:t>
+        </m:r>
+        <m:r>
+          <m:t>k</m:t>
+        </m:r>
+      </m:oMath>
+      <w:ins w:id="110" w:author="PR Preview" w:date="2026-01-01T00:00:00Z">
+        <w:r>
+          <w:t xml:space="preserve">,</w:t>
+        </w:r>
+      </w:ins>
+      <w:ins w:id="111" w:author="PR Preview" w:date="2026-01-01T00:00:00Z">
+        <w:r>
+          <w:t xml:space="preserve"> </w:t>
+        </w:r>
+      </w:ins>
+      <w:ins w:id="112" w:author="PR Preview" w:date="2026-01-01T00:00:00Z">
+        <w:r>
+          <w:t xml:space="preserve">and for</w:t>
+        </w:r>
+      </w:ins>
+      <w:ins w:id="113" w:author="PR Preview" w:date="2026-01-01T00:00:00Z">
+        <w:r>
+          <w:t xml:space="preserve"> </w:t>
+        </w:r>
+      </w:ins>
+      <m:oMath>
+        <m:r>
+          <m:t>k</m:t>
+        </m:r>
+        <m:r>
+          <m:rPr>
+            <m:sty m:val="p"/>
+          </m:rPr>
+          <m:t>=</m:t>
+        </m:r>
+        <m:r>
+          <m:t>n</m:t>
+        </m:r>
+      </m:oMath>
+      <w:ins w:id="114" w:author="PR Preview" w:date="2026-01-01T00:00:00Z">
+        <w:r>
+          <w:t xml:space="preserve"> </w:t>
+        </w:r>
+      </w:ins>
+      <w:ins w:id="115" w:author="PR Preview" w:date="2026-01-01T00:00:00Z">
+        <w:r>
+          <w:t xml:space="preserve">it is</w:t>
+        </w:r>
+      </w:ins>
+      <w:ins w:id="116" w:author="PR Preview" w:date="2026-01-01T00:00:00Z">
+        <w:r>
+          <w:t xml:space="preserve"> </w:t>
+        </w:r>
+      </w:ins>
+      <m:oMath>
+        <m:r>
+          <m:rPr>
+            <m:sty m:val="bi"/>
+          </m:rPr>
+          <m:t>X</m:t>
+        </m:r>
+      </m:oMath>
+      <w:ins w:id="117" w:author="PR Preview" w:date="2026-01-01T00:00:00Z">
+        <w:r>
+          <w:t xml:space="preserve"> </w:t>
+        </w:r>
+      </w:ins>
+      <w:ins w:id="118" w:author="PR Preview" w:date="2026-01-01T00:00:00Z">
+        <w:r>
+          <w:t xml:space="preserve">itself.</w:t>
+        </w:r>
+      </w:ins>
     </w:p>
     <w:bookmarkEnd w:id="100"/>
     <w:bookmarkStart w:id="101" w:name="thm-pd-submatrix"/>

--- a/pr-preview/pr-309/linear-algebra-diagonalization-tracked-changes.docx
+++ b/pr-preview/pr-309/linear-algebra-diagonalization-tracked-changes.docx
@@ -16,7 +16,7 @@
       </w:pPr>
       <w:del w:id="1" w:author="PR Preview" w:date="2026-01-01T00:00:00Z">
         <w:r>
-          <w:delText xml:space="preserve">Last modified: 2026-10-15 04:45:51 (PDT)</w:delText>
+          <w:delText xml:space="preserve">Last modified: 2026-10-15 07:39:11 (PDT)</w:delText>
         </w:r>
       </w:del>
     </w:p>
@@ -26,7 +26,7 @@
       </w:pPr>
       <w:ins w:id="2" w:author="PR Preview" w:date="2026-01-01T00:00:00Z">
         <w:r>
-          <w:t xml:space="preserve">Last modified: 2026-10-15 05:32:53 (PDT)</w:t>
+          <w:t xml:space="preserve">Last modified: 2026-10-15 07:34:52 (PDT)</w:t>
         </w:r>
       </w:ins>
     </w:p>
@@ -39077,30 +39077,366 @@
       <w:pPr>
         <w:pStyle w:val="BodyText"/>
       </w:pPr>
-      <w:del w:id="3" w:author="PR Preview" w:date="2026-01-01T00:00:00Z">
+      <w:r>
+        <w:rPr>
+          <w:b/>
+          <w:bCs/>
+        </w:rPr>
+        <w:t xml:space="preserve">Definition 5 (Leading block (top-left block) of a square matrix)</w:t>
+      </w:r>
+      <w:r>
+        <w:t xml:space="preserve"> </w:t>
+      </w:r>
+      <w:r>
+        <w:t xml:space="preserve">When</w:t>
+      </w:r>
+      <w:r>
+        <w:t xml:space="preserve"> </w:t>
+      </w:r>
+      <m:oMath>
+        <m:r>
+          <m:rPr>
+            <m:sty m:val="bi"/>
+          </m:rPr>
+          <m:t>X</m:t>
+        </m:r>
+      </m:oMath>
+      <w:r>
+        <w:t xml:space="preserve"> </w:t>
+      </w:r>
+      <w:r>
+        <w:t xml:space="preserve">is</w:t>
+      </w:r>
+      <w:r>
+        <w:t xml:space="preserve"> </w:t>
+      </w:r>
+      <m:oMath>
+        <m:r>
+          <m:t>n</m:t>
+        </m:r>
+        <m:r>
+          <m:rPr>
+            <m:sty m:val="p"/>
+          </m:rPr>
+          <m:t>×</m:t>
+        </m:r>
+        <m:r>
+          <m:t>n</m:t>
+        </m:r>
+      </m:oMath>
+      <w:r>
+        <w:t xml:space="preserve"> </w:t>
+      </w:r>
+      <w:r>
+        <w:t xml:space="preserve">and</w:t>
+      </w:r>
+      <w:r>
+        <w:t xml:space="preserve"> </w:t>
+      </w:r>
+      <m:oMath>
+        <m:r>
+          <m:t>1</m:t>
+        </m:r>
+        <m:r>
+          <m:rPr>
+            <m:sty m:val="p"/>
+          </m:rPr>
+          <m:t>≤</m:t>
+        </m:r>
+        <m:r>
+          <m:t>k</m:t>
+        </m:r>
+        <m:r>
+          <m:rPr>
+            <m:sty m:val="p"/>
+          </m:rPr>
+          <m:t>≤</m:t>
+        </m:r>
+        <m:r>
+          <m:t>n</m:t>
+        </m:r>
+      </m:oMath>
+      <w:r>
+        <w:t xml:space="preserve">,</w:t>
+      </w:r>
+      <w:r>
+        <w:t xml:space="preserve"> </w:t>
+      </w:r>
+      <w:r>
+        <w:t xml:space="preserve">the</w:t>
+      </w:r>
+      <w:r>
+        <w:t xml:space="preserve"> </w:t>
+      </w:r>
+      <m:oMath>
+        <m:r>
+          <m:t>k</m:t>
+        </m:r>
+        <m:r>
+          <m:rPr>
+            <m:sty m:val="p"/>
+          </m:rPr>
+          <m:t>×</m:t>
+        </m:r>
+        <m:r>
+          <m:t>k</m:t>
+        </m:r>
+      </m:oMath>
+      <w:r>
+        <w:t xml:space="preserve"> </w:t>
+      </w:r>
+      <w:r>
+        <w:t xml:space="preserve">matrix of the entries</w:t>
+      </w:r>
+      <w:r>
+        <w:t xml:space="preserve"> </w:t>
+      </w:r>
+      <m:oMath>
+        <m:sSub>
+          <m:e>
+            <m:r>
+              <m:t>x</m:t>
+            </m:r>
+          </m:e>
+          <m:sub>
+            <m:r>
+              <m:t>i</m:t>
+            </m:r>
+            <m:r>
+              <m:t>j</m:t>
+            </m:r>
+          </m:sub>
+        </m:sSub>
+      </m:oMath>
+      <w:r>
+        <w:t xml:space="preserve"> </w:t>
+      </w:r>
+      <w:r>
+        <w:t xml:space="preserve">with</w:t>
+      </w:r>
+      <w:r>
+        <w:t xml:space="preserve"> </w:t>
+      </w:r>
+      <m:oMath>
+        <m:r>
+          <m:t>i</m:t>
+        </m:r>
+        <m:r>
+          <m:rPr>
+            <m:sty m:val="p"/>
+          </m:rPr>
+          <m:t>,</m:t>
+        </m:r>
+        <m:r>
+          <m:t>j</m:t>
+        </m:r>
+        <m:r>
+          <m:rPr>
+            <m:sty m:val="p"/>
+          </m:rPr>
+          <m:t>≤</m:t>
+        </m:r>
+        <m:r>
+          <m:t>k</m:t>
+        </m:r>
+      </m:oMath>
+      <w:r>
+        <w:t xml:space="preserve"> </w:t>
+      </w:r>
+      <w:r>
+        <w:t xml:space="preserve">is the</w:t>
+      </w:r>
+      <w:r>
+        <w:t xml:space="preserve"> </w:t>
+      </w:r>
+      <w:r>
+        <w:rPr>
+          <w:b/>
+          <w:bCs/>
+        </w:rPr>
+        <w:t xml:space="preserve">leading</w:t>
+      </w:r>
+      <w:r>
+        <w:t xml:space="preserve"> </w:t>
+      </w:r>
+      <w:r>
+        <w:t xml:space="preserve">(or</w:t>
+      </w:r>
+      <w:r>
+        <w:t xml:space="preserve"> </w:t>
+      </w:r>
+      <w:r>
+        <w:rPr>
+          <w:b/>
+          <w:bCs/>
+        </w:rPr>
+        <w:t xml:space="preserve">top-left</w:t>
+      </w:r>
+      <w:r>
+        <w:t xml:space="preserve">)</w:t>
+      </w:r>
+      <w:r>
+        <w:t xml:space="preserve"> </w:t>
+      </w:r>
+      <m:oMath>
+        <m:r>
+          <m:t>k</m:t>
+        </m:r>
+        <m:r>
+          <m:rPr>
+            <m:sty m:val="p"/>
+          </m:rPr>
+          <m:t>×</m:t>
+        </m:r>
+        <m:r>
+          <m:t>k</m:t>
+        </m:r>
+      </m:oMath>
+      <w:r>
+        <w:t xml:space="preserve"> </w:t>
+      </w:r>
+      <w:r>
+        <w:rPr>
+          <w:b/>
+          <w:bCs/>
+        </w:rPr>
+        <w:t xml:space="preserve">block</w:t>
+      </w:r>
+      <w:r>
+        <w:t xml:space="preserve"> </w:t>
+      </w:r>
+      <w:r>
+        <w:t xml:space="preserve">of</w:t>
+      </w:r>
+      <w:r>
+        <w:t xml:space="preserve"> </w:t>
+      </w:r>
+      <m:oMath>
+        <m:r>
+          <m:rPr>
+            <m:sty m:val="bi"/>
+          </m:rPr>
+          <m:t>X</m:t>
+        </m:r>
+      </m:oMath>
+      <w:r>
+        <w:t xml:space="preserve">;</w:t>
+      </w:r>
+      <w:r>
+        <w:t xml:space="preserve"> </w:t>
+      </w:r>
+      <w:r>
+        <w:t xml:space="preserve">for</w:t>
+      </w:r>
+      <w:r>
+        <w:t xml:space="preserve"> </w:t>
+      </w:r>
+      <m:oMath>
+        <m:r>
+          <m:t>k</m:t>
+        </m:r>
+        <m:r>
+          <m:rPr>
+            <m:sty m:val="p"/>
+          </m:rPr>
+          <m:t>&lt;</m:t>
+        </m:r>
+        <m:r>
+          <m:t>n</m:t>
+        </m:r>
+      </m:oMath>
+      <w:r>
+        <w:t xml:space="preserve"> </w:t>
+      </w:r>
+      <w:r>
+        <w:t xml:space="preserve">it is the block</w:t>
+      </w:r>
+      <w:r>
+        <w:t xml:space="preserve"> </w:t>
+      </w:r>
+      <m:oMath>
+        <m:r>
+          <m:rPr>
+            <m:sty m:val="bi"/>
+          </m:rPr>
+          <m:t>A</m:t>
+        </m:r>
+      </m:oMath>
+      <w:r>
+        <w:t xml:space="preserve"> </w:t>
+      </w:r>
+      <w:r>
+        <w:t xml:space="preserve">of</w:t>
+      </w:r>
+      <w:r>
+        <w:t xml:space="preserve"> </w:t>
+      </w:r>
+      <w:hyperlink w:anchor="def-block-matrix">
         <w:r>
           <w:rPr>
-            <w:b/>
-            <w:bCs/>
+            <w:rStyle w:val="Hyperlink"/>
           </w:rPr>
-          <w:delText xml:space="preserve">Definition 5 (Leading block (top-left block) of a square matrix)</w:delText>
+          <w:t xml:space="preserve">Definition 4</w:t>
         </w:r>
-      </w:del>
-      <w:del w:id="4" w:author="PR Preview" w:date="2026-01-01T00:00:00Z">
-        <w:r>
-          <w:delText xml:space="preserve"> </w:delText>
-        </w:r>
-      </w:del>
-      <w:del w:id="5" w:author="PR Preview" w:date="2026-01-01T00:00:00Z">
-        <w:r>
-          <w:delText xml:space="preserve">When</w:delText>
-        </w:r>
-      </w:del>
-      <w:del w:id="6" w:author="PR Preview" w:date="2026-01-01T00:00:00Z">
-        <w:r>
-          <w:delText xml:space="preserve"> </w:delText>
-        </w:r>
-      </w:del>
+      </w:hyperlink>
+      <w:r>
+        <w:t xml:space="preserve"> </w:t>
+      </w:r>
+      <w:r>
+        <w:t xml:space="preserve">with</w:t>
+      </w:r>
+      <w:r>
+        <w:t xml:space="preserve"> </w:t>
+      </w:r>
+      <m:oMath>
+        <m:r>
+          <m:t>l</m:t>
+        </m:r>
+        <m:r>
+          <m:rPr>
+            <m:sty m:val="p"/>
+          </m:rPr>
+          <m:t>=</m:t>
+        </m:r>
+        <m:r>
+          <m:t>k</m:t>
+        </m:r>
+      </m:oMath>
+      <w:r>
+        <w:t xml:space="preserve">,</w:t>
+      </w:r>
+      <w:r>
+        <w:t xml:space="preserve"> </w:t>
+      </w:r>
+      <w:r>
+        <w:t xml:space="preserve">and for</w:t>
+      </w:r>
+      <w:r>
+        <w:t xml:space="preserve"> </w:t>
+      </w:r>
+      <m:oMath>
+        <m:r>
+          <m:t>k</m:t>
+        </m:r>
+        <m:r>
+          <m:rPr>
+            <m:sty m:val="p"/>
+          </m:rPr>
+          <m:t>=</m:t>
+        </m:r>
+        <m:r>
+          <m:t>n</m:t>
+        </m:r>
+      </m:oMath>
+      <w:r>
+        <w:t xml:space="preserve"> </w:t>
+      </w:r>
+      <w:r>
+        <w:t xml:space="preserve">it is</w:t>
+      </w:r>
+      <w:r>
+        <w:t xml:space="preserve"> </w:t>
+      </w:r>
       <m:oMath>
         <m:r>
           <m:rPr>
@@ -39109,959 +39445,12 @@
           <m:t>X</m:t>
         </m:r>
       </m:oMath>
-      <w:del w:id="7" w:author="PR Preview" w:date="2026-01-01T00:00:00Z">
-        <w:r>
-          <w:delText xml:space="preserve"> </w:delText>
-        </w:r>
-      </w:del>
-      <w:del w:id="8" w:author="PR Preview" w:date="2026-01-01T00:00:00Z">
-        <w:r>
-          <w:delText xml:space="preserve">is</w:delText>
-        </w:r>
-      </w:del>
-      <w:del w:id="9" w:author="PR Preview" w:date="2026-01-01T00:00:00Z">
-        <w:r>
-          <w:delText xml:space="preserve"> </w:delText>
-        </w:r>
-      </w:del>
-      <m:oMath>
-        <m:r>
-          <m:t>n</m:t>
-        </m:r>
-        <m:r>
-          <m:rPr>
-            <m:sty m:val="p"/>
-          </m:rPr>
-          <m:t>×</m:t>
-        </m:r>
-        <m:r>
-          <m:t>n</m:t>
-        </m:r>
-      </m:oMath>
-      <w:del w:id="10" w:author="PR Preview" w:date="2026-01-01T00:00:00Z">
-        <w:r>
-          <w:delText xml:space="preserve"> </w:delText>
-        </w:r>
-      </w:del>
-      <w:del w:id="11" w:author="PR Preview" w:date="2026-01-01T00:00:00Z">
-        <w:r>
-          <w:delText xml:space="preserve">and</w:delText>
-        </w:r>
-      </w:del>
-      <w:del w:id="12" w:author="PR Preview" w:date="2026-01-01T00:00:00Z">
-        <w:r>
-          <w:delText xml:space="preserve"> </w:delText>
-        </w:r>
-      </w:del>
-      <m:oMath>
-        <m:r>
-          <m:t>1</m:t>
-        </m:r>
-        <m:r>
-          <m:rPr>
-            <m:sty m:val="p"/>
-          </m:rPr>
-          <m:t>≤</m:t>
-        </m:r>
-        <m:r>
-          <m:t>k</m:t>
-        </m:r>
-        <m:r>
-          <m:rPr>
-            <m:sty m:val="p"/>
-          </m:rPr>
-          <m:t>≤</m:t>
-        </m:r>
-        <m:r>
-          <m:t>n</m:t>
-        </m:r>
-      </m:oMath>
-      <w:del w:id="13" w:author="PR Preview" w:date="2026-01-01T00:00:00Z">
-        <w:r>
-          <w:delText xml:space="preserve">,</w:delText>
-        </w:r>
-      </w:del>
-      <w:del w:id="14" w:author="PR Preview" w:date="2026-01-01T00:00:00Z">
-        <w:r>
-          <w:delText xml:space="preserve"> </w:delText>
-        </w:r>
-      </w:del>
-      <w:del w:id="15" w:author="PR Preview" w:date="2026-01-01T00:00:00Z">
-        <w:r>
-          <w:delText xml:space="preserve">the</w:delText>
-        </w:r>
-      </w:del>
-      <w:del w:id="16" w:author="PR Preview" w:date="2026-01-01T00:00:00Z">
-        <w:r>
-          <w:delText xml:space="preserve"> </w:delText>
-        </w:r>
-      </w:del>
-      <m:oMath>
-        <m:r>
-          <m:t>k</m:t>
-        </m:r>
-        <m:r>
-          <m:rPr>
-            <m:sty m:val="p"/>
-          </m:rPr>
-          <m:t>×</m:t>
-        </m:r>
-        <m:r>
-          <m:t>k</m:t>
-        </m:r>
-      </m:oMath>
-      <w:del w:id="17" w:author="PR Preview" w:date="2026-01-01T00:00:00Z">
-        <w:r>
-          <w:delText xml:space="preserve"> </w:delText>
-        </w:r>
-      </w:del>
-      <w:del w:id="18" w:author="PR Preview" w:date="2026-01-01T00:00:00Z">
-        <w:r>
-          <w:delText xml:space="preserve">matrix of the entries</w:delText>
-        </w:r>
-      </w:del>
-      <w:del w:id="19" w:author="PR Preview" w:date="2026-01-01T00:00:00Z">
-        <w:r>
-          <w:delText xml:space="preserve"> </w:delText>
-        </w:r>
-      </w:del>
-      <m:oMath>
-        <m:sSub>
-          <m:e>
-            <m:r>
-              <m:t>x</m:t>
-            </m:r>
-          </m:e>
-          <m:sub>
-            <m:r>
-              <m:t>i</m:t>
-            </m:r>
-            <m:r>
-              <m:t>j</m:t>
-            </m:r>
-          </m:sub>
-        </m:sSub>
-      </m:oMath>
-      <w:del w:id="20" w:author="PR Preview" w:date="2026-01-01T00:00:00Z">
-        <w:r>
-          <w:delText xml:space="preserve"> </w:delText>
-        </w:r>
-      </w:del>
-      <w:del w:id="21" w:author="PR Preview" w:date="2026-01-01T00:00:00Z">
-        <w:r>
-          <w:delText xml:space="preserve">with</w:delText>
-        </w:r>
-      </w:del>
-      <w:del w:id="22" w:author="PR Preview" w:date="2026-01-01T00:00:00Z">
-        <w:r>
-          <w:delText xml:space="preserve"> </w:delText>
-        </w:r>
-      </w:del>
-      <m:oMath>
-        <m:r>
-          <m:t>i</m:t>
-        </m:r>
-        <m:r>
-          <m:rPr>
-            <m:sty m:val="p"/>
-          </m:rPr>
-          <m:t>,</m:t>
-        </m:r>
-        <m:r>
-          <m:t>j</m:t>
-        </m:r>
-        <m:r>
-          <m:rPr>
-            <m:sty m:val="p"/>
-          </m:rPr>
-          <m:t>≤</m:t>
-        </m:r>
-        <m:r>
-          <m:t>k</m:t>
-        </m:r>
-      </m:oMath>
-      <w:del w:id="23" w:author="PR Preview" w:date="2026-01-01T00:00:00Z">
-        <w:r>
-          <w:delText xml:space="preserve"> </w:delText>
-        </w:r>
-      </w:del>
-      <w:del w:id="24" w:author="PR Preview" w:date="2026-01-01T00:00:00Z">
-        <w:r>
-          <w:delText xml:space="preserve">is the</w:delText>
-        </w:r>
-      </w:del>
-      <w:del w:id="25" w:author="PR Preview" w:date="2026-01-01T00:00:00Z">
-        <w:r>
-          <w:delText xml:space="preserve"> </w:delText>
-        </w:r>
-      </w:del>
-      <w:del w:id="26" w:author="PR Preview" w:date="2026-01-01T00:00:00Z">
-        <w:r>
-          <w:rPr>
-            <w:b/>
-            <w:bCs/>
-          </w:rPr>
-          <w:delText xml:space="preserve">leading</w:delText>
-        </w:r>
-      </w:del>
-      <w:del w:id="27" w:author="PR Preview" w:date="2026-01-01T00:00:00Z">
-        <w:r>
-          <w:delText xml:space="preserve"> </w:delText>
-        </w:r>
-      </w:del>
-      <w:del w:id="28" w:author="PR Preview" w:date="2026-01-01T00:00:00Z">
-        <w:r>
-          <w:delText xml:space="preserve">(or</w:delText>
-        </w:r>
-      </w:del>
-      <w:del w:id="29" w:author="PR Preview" w:date="2026-01-01T00:00:00Z">
-        <w:r>
-          <w:delText xml:space="preserve"> </w:delText>
-        </w:r>
-      </w:del>
-      <w:del w:id="30" w:author="PR Preview" w:date="2026-01-01T00:00:00Z">
-        <w:r>
-          <w:rPr>
-            <w:b/>
-            <w:bCs/>
-          </w:rPr>
-          <w:delText xml:space="preserve">top-left</w:delText>
-        </w:r>
-      </w:del>
-      <w:del w:id="31" w:author="PR Preview" w:date="2026-01-01T00:00:00Z">
-        <w:r>
-          <w:delText xml:space="preserve">)</w:delText>
-        </w:r>
-      </w:del>
-      <w:del w:id="32" w:author="PR Preview" w:date="2026-01-01T00:00:00Z">
-        <w:r>
-          <w:delText xml:space="preserve"> </w:delText>
-        </w:r>
-      </w:del>
-      <m:oMath>
-        <m:r>
-          <m:t>k</m:t>
-        </m:r>
-        <m:r>
-          <m:rPr>
-            <m:sty m:val="p"/>
-          </m:rPr>
-          <m:t>×</m:t>
-        </m:r>
-        <m:r>
-          <m:t>k</m:t>
-        </m:r>
-      </m:oMath>
-      <w:del w:id="33" w:author="PR Preview" w:date="2026-01-01T00:00:00Z">
-        <w:r>
-          <w:delText xml:space="preserve"> </w:delText>
-        </w:r>
-      </w:del>
-      <w:del w:id="34" w:author="PR Preview" w:date="2026-01-01T00:00:00Z">
-        <w:r>
-          <w:rPr>
-            <w:b/>
-            <w:bCs/>
-          </w:rPr>
-          <w:delText xml:space="preserve">block</w:delText>
-        </w:r>
-      </w:del>
-      <w:del w:id="35" w:author="PR Preview" w:date="2026-01-01T00:00:00Z">
-        <w:r>
-          <w:delText xml:space="preserve"> </w:delText>
-        </w:r>
-      </w:del>
-      <w:del w:id="36" w:author="PR Preview" w:date="2026-01-01T00:00:00Z">
-        <w:r>
-          <w:delText xml:space="preserve">of</w:delText>
-        </w:r>
-      </w:del>
-      <w:del w:id="37" w:author="PR Preview" w:date="2026-01-01T00:00:00Z">
-        <w:r>
-          <w:delText xml:space="preserve"> </w:delText>
-        </w:r>
-      </w:del>
-      <m:oMath>
-        <m:r>
-          <m:rPr>
-            <m:sty m:val="bi"/>
-          </m:rPr>
-          <m:t>X</m:t>
-        </m:r>
-      </m:oMath>
-      <w:del w:id="38" w:author="PR Preview" w:date="2026-01-01T00:00:00Z">
-        <w:r>
-          <w:delText xml:space="preserve">;</w:delText>
-        </w:r>
-      </w:del>
-      <w:del w:id="39" w:author="PR Preview" w:date="2026-01-01T00:00:00Z">
-        <w:r>
-          <w:delText xml:space="preserve"> </w:delText>
-        </w:r>
-      </w:del>
-      <w:del w:id="40" w:author="PR Preview" w:date="2026-01-01T00:00:00Z">
-        <w:r>
-          <w:delText xml:space="preserve">for</w:delText>
-        </w:r>
-      </w:del>
-      <w:del w:id="41" w:author="PR Preview" w:date="2026-01-01T00:00:00Z">
-        <w:r>
-          <w:delText xml:space="preserve"> </w:delText>
-        </w:r>
-      </w:del>
-      <m:oMath>
-        <m:r>
-          <m:t>k</m:t>
-        </m:r>
-        <m:r>
-          <m:rPr>
-            <m:sty m:val="p"/>
-          </m:rPr>
-          <m:t>&lt;</m:t>
-        </m:r>
-        <m:r>
-          <m:t>n</m:t>
-        </m:r>
-      </m:oMath>
-      <w:del w:id="42" w:author="PR Preview" w:date="2026-01-01T00:00:00Z">
-        <w:r>
-          <w:delText xml:space="preserve"> </w:delText>
-        </w:r>
-      </w:del>
-      <w:del w:id="43" w:author="PR Preview" w:date="2026-01-01T00:00:00Z">
-        <w:r>
-          <w:delText xml:space="preserve">it is the block</w:delText>
-        </w:r>
-      </w:del>
-      <w:del w:id="44" w:author="PR Preview" w:date="2026-01-01T00:00:00Z">
-        <w:r>
-          <w:delText xml:space="preserve"> </w:delText>
-        </w:r>
-      </w:del>
-      <m:oMath>
-        <m:r>
-          <m:rPr>
-            <m:sty m:val="bi"/>
-          </m:rPr>
-          <m:t>A</m:t>
-        </m:r>
-      </m:oMath>
-      <w:del w:id="45" w:author="PR Preview" w:date="2026-01-01T00:00:00Z">
-        <w:r>
-          <w:delText xml:space="preserve"> </w:delText>
-        </w:r>
-      </w:del>
-      <w:del w:id="46" w:author="PR Preview" w:date="2026-01-01T00:00:00Z">
-        <w:r>
-          <w:delText xml:space="preserve">of</w:delText>
-        </w:r>
-      </w:del>
-      <w:del w:id="47" w:author="PR Preview" w:date="2026-01-01T00:00:00Z">
-        <w:r>
-          <w:delText xml:space="preserve"> </w:delText>
-        </w:r>
-      </w:del>
-      <w:hyperlink w:anchor="def-block-matrix">
-        <w:del w:id="48" w:author="PR Preview" w:date="2026-01-01T00:00:00Z">
-          <w:r>
-            <w:rPr>
-              <w:rStyle w:val="Hyperlink"/>
-            </w:rPr>
-            <w:delText xml:space="preserve">Definition 4</w:delText>
-          </w:r>
-        </w:del>
-      </w:hyperlink>
-      <w:del w:id="49" w:author="PR Preview" w:date="2026-01-01T00:00:00Z">
-        <w:r>
-          <w:delText xml:space="preserve"> </w:delText>
-        </w:r>
-      </w:del>
-      <w:del w:id="50" w:author="PR Preview" w:date="2026-01-01T00:00:00Z">
-        <w:r>
-          <w:delText xml:space="preserve">with</w:delText>
-        </w:r>
-      </w:del>
-      <w:del w:id="51" w:author="PR Preview" w:date="2026-01-01T00:00:00Z">
-        <w:r>
-          <w:delText xml:space="preserve"> </w:delText>
-        </w:r>
-      </w:del>
-      <m:oMath>
-        <m:r>
-          <m:t>l</m:t>
-        </m:r>
-        <m:r>
-          <m:rPr>
-            <m:sty m:val="p"/>
-          </m:rPr>
-          <m:t>=</m:t>
-        </m:r>
-        <m:r>
-          <m:t>k</m:t>
-        </m:r>
-      </m:oMath>
-      <w:del w:id="52" w:author="PR Preview" w:date="2026-01-01T00:00:00Z">
-        <w:r>
-          <w:delText xml:space="preserve">,</w:delText>
-        </w:r>
-      </w:del>
-      <w:del w:id="53" w:author="PR Preview" w:date="2026-01-01T00:00:00Z">
-        <w:r>
-          <w:delText xml:space="preserve"> </w:delText>
-        </w:r>
-      </w:del>
-      <w:del w:id="54" w:author="PR Preview" w:date="2026-01-01T00:00:00Z">
-        <w:r>
-          <w:delText xml:space="preserve">and for</w:delText>
-        </w:r>
-      </w:del>
-      <w:del w:id="55" w:author="PR Preview" w:date="2026-01-01T00:00:00Z">
-        <w:r>
-          <w:delText xml:space="preserve"> </w:delText>
-        </w:r>
-      </w:del>
-      <m:oMath>
-        <m:r>
-          <m:t>k</m:t>
-        </m:r>
-        <m:r>
-          <m:rPr>
-            <m:sty m:val="p"/>
-          </m:rPr>
-          <m:t>=</m:t>
-        </m:r>
-        <m:r>
-          <m:t>n</m:t>
-        </m:r>
-      </m:oMath>
-      <w:del w:id="56" w:author="PR Preview" w:date="2026-01-01T00:00:00Z">
-        <w:r>
-          <w:delText xml:space="preserve"> </w:delText>
-        </w:r>
-      </w:del>
-      <w:del w:id="57" w:author="PR Preview" w:date="2026-01-01T00:00:00Z">
-        <w:r>
-          <w:delText xml:space="preserve">it is</w:delText>
-        </w:r>
-      </w:del>
-      <w:del w:id="58" w:author="PR Preview" w:date="2026-01-01T00:00:00Z">
-        <w:r>
-          <w:delText xml:space="preserve"> </w:delText>
-        </w:r>
-      </w:del>
-      <m:oMath>
-        <m:r>
-          <m:rPr>
-            <m:sty m:val="bi"/>
-          </m:rPr>
-          <m:t>X</m:t>
-        </m:r>
-      </m:oMath>
-      <w:del w:id="59" w:author="PR Preview" w:date="2026-01-01T00:00:00Z">
-        <w:r>
-          <w:delText xml:space="preserve"> </w:delText>
-        </w:r>
-      </w:del>
-      <w:del w:id="60" w:author="PR Preview" w:date="2026-01-01T00:00:00Z">
-        <w:r>
-          <w:delText xml:space="preserve">itself.</w:delText>
-        </w:r>
-      </w:del>
-    </w:p>
-    <w:p>
-      <w:pPr>
-        <w:pStyle w:val="BodyText"/>
-      </w:pPr>
-      <w:ins w:id="61" w:author="PR Preview" w:date="2026-01-01T00:00:00Z">
-        <w:r>
-          <w:rPr>
-            <w:b/>
-            <w:bCs/>
-          </w:rPr>
-          <w:t xml:space="preserve">Definition 5 (Leading block of a square matrix)</w:t>
-        </w:r>
-      </w:ins>
-      <w:ins w:id="62" w:author="PR Preview" w:date="2026-01-01T00:00:00Z">
-        <w:r>
-          <w:t xml:space="preserve"> </w:t>
-        </w:r>
-      </w:ins>
-      <w:ins w:id="63" w:author="PR Preview" w:date="2026-01-01T00:00:00Z">
-        <w:r>
-          <w:t xml:space="preserve">When</w:t>
-        </w:r>
-      </w:ins>
-      <w:ins w:id="64" w:author="PR Preview" w:date="2026-01-01T00:00:00Z">
-        <w:r>
-          <w:t xml:space="preserve"> </w:t>
-        </w:r>
-      </w:ins>
-      <m:oMath>
-        <m:r>
-          <m:rPr>
-            <m:sty m:val="bi"/>
-          </m:rPr>
-          <m:t>X</m:t>
-        </m:r>
-      </m:oMath>
-      <w:ins w:id="65" w:author="PR Preview" w:date="2026-01-01T00:00:00Z">
-        <w:r>
-          <w:t xml:space="preserve"> </w:t>
-        </w:r>
-      </w:ins>
-      <w:ins w:id="66" w:author="PR Preview" w:date="2026-01-01T00:00:00Z">
-        <w:r>
-          <w:t xml:space="preserve">is</w:t>
-        </w:r>
-      </w:ins>
-      <w:ins w:id="67" w:author="PR Preview" w:date="2026-01-01T00:00:00Z">
-        <w:r>
-          <w:t xml:space="preserve"> </w:t>
-        </w:r>
-      </w:ins>
-      <m:oMath>
-        <m:r>
-          <m:t>n</m:t>
-        </m:r>
-        <m:r>
-          <m:rPr>
-            <m:sty m:val="p"/>
-          </m:rPr>
-          <m:t>×</m:t>
-        </m:r>
-        <m:r>
-          <m:t>n</m:t>
-        </m:r>
-      </m:oMath>
-      <w:ins w:id="68" w:author="PR Preview" w:date="2026-01-01T00:00:00Z">
-        <w:r>
-          <w:t xml:space="preserve"> </w:t>
-        </w:r>
-      </w:ins>
-      <w:ins w:id="69" w:author="PR Preview" w:date="2026-01-01T00:00:00Z">
-        <w:r>
-          <w:t xml:space="preserve">and</w:t>
-        </w:r>
-      </w:ins>
-      <w:ins w:id="70" w:author="PR Preview" w:date="2026-01-01T00:00:00Z">
-        <w:r>
-          <w:t xml:space="preserve"> </w:t>
-        </w:r>
-      </w:ins>
-      <m:oMath>
-        <m:r>
-          <m:t>1</m:t>
-        </m:r>
-        <m:r>
-          <m:rPr>
-            <m:sty m:val="p"/>
-          </m:rPr>
-          <m:t>≤</m:t>
-        </m:r>
-        <m:r>
-          <m:t>k</m:t>
-        </m:r>
-        <m:r>
-          <m:rPr>
-            <m:sty m:val="p"/>
-          </m:rPr>
-          <m:t>≤</m:t>
-        </m:r>
-        <m:r>
-          <m:t>n</m:t>
-        </m:r>
-      </m:oMath>
-      <w:ins w:id="71" w:author="PR Preview" w:date="2026-01-01T00:00:00Z">
-        <w:r>
-          <w:t xml:space="preserve">,</w:t>
-        </w:r>
-      </w:ins>
-      <w:ins w:id="72" w:author="PR Preview" w:date="2026-01-01T00:00:00Z">
-        <w:r>
-          <w:t xml:space="preserve"> </w:t>
-        </w:r>
-      </w:ins>
-      <w:ins w:id="73" w:author="PR Preview" w:date="2026-01-01T00:00:00Z">
-        <w:r>
-          <w:t xml:space="preserve">the</w:t>
-        </w:r>
-      </w:ins>
-      <w:ins w:id="74" w:author="PR Preview" w:date="2026-01-01T00:00:00Z">
-        <w:r>
-          <w:t xml:space="preserve"> </w:t>
-        </w:r>
-      </w:ins>
-      <m:oMath>
-        <m:r>
-          <m:t>k</m:t>
-        </m:r>
-        <m:r>
-          <m:rPr>
-            <m:sty m:val="p"/>
-          </m:rPr>
-          <m:t>×</m:t>
-        </m:r>
-        <m:r>
-          <m:t>k</m:t>
-        </m:r>
-      </m:oMath>
-      <w:ins w:id="75" w:author="PR Preview" w:date="2026-01-01T00:00:00Z">
-        <w:r>
-          <w:t xml:space="preserve"> </w:t>
-        </w:r>
-      </w:ins>
-      <w:ins w:id="76" w:author="PR Preview" w:date="2026-01-01T00:00:00Z">
-        <w:r>
-          <w:t xml:space="preserve">matrix of the entries</w:t>
-        </w:r>
-      </w:ins>
-      <w:ins w:id="77" w:author="PR Preview" w:date="2026-01-01T00:00:00Z">
-        <w:r>
-          <w:t xml:space="preserve"> </w:t>
-        </w:r>
-      </w:ins>
-      <m:oMath>
-        <m:sSub>
-          <m:e>
-            <m:r>
-              <m:t>x</m:t>
-            </m:r>
-          </m:e>
-          <m:sub>
-            <m:r>
-              <m:t>i</m:t>
-            </m:r>
-            <m:r>
-              <m:t>j</m:t>
-            </m:r>
-          </m:sub>
-        </m:sSub>
-      </m:oMath>
-      <w:ins w:id="78" w:author="PR Preview" w:date="2026-01-01T00:00:00Z">
-        <w:r>
-          <w:t xml:space="preserve"> </w:t>
-        </w:r>
-      </w:ins>
-      <w:ins w:id="79" w:author="PR Preview" w:date="2026-01-01T00:00:00Z">
-        <w:r>
-          <w:t xml:space="preserve">with</w:t>
-        </w:r>
-      </w:ins>
-      <w:ins w:id="80" w:author="PR Preview" w:date="2026-01-01T00:00:00Z">
-        <w:r>
-          <w:t xml:space="preserve"> </w:t>
-        </w:r>
-      </w:ins>
-      <m:oMath>
-        <m:r>
-          <m:t>i</m:t>
-        </m:r>
-        <m:r>
-          <m:rPr>
-            <m:sty m:val="p"/>
-          </m:rPr>
-          <m:t>,</m:t>
-        </m:r>
-        <m:r>
-          <m:t>j</m:t>
-        </m:r>
-        <m:r>
-          <m:rPr>
-            <m:sty m:val="p"/>
-          </m:rPr>
-          <m:t>≤</m:t>
-        </m:r>
-        <m:r>
-          <m:t>k</m:t>
-        </m:r>
-      </m:oMath>
-      <w:ins w:id="81" w:author="PR Preview" w:date="2026-01-01T00:00:00Z">
-        <w:r>
-          <w:t xml:space="preserve"> </w:t>
-        </w:r>
-      </w:ins>
-      <w:ins w:id="82" w:author="PR Preview" w:date="2026-01-01T00:00:00Z">
-        <w:r>
-          <w:t xml:space="preserve">is the</w:t>
-        </w:r>
-      </w:ins>
-      <w:ins w:id="83" w:author="PR Preview" w:date="2026-01-01T00:00:00Z">
-        <w:r>
-          <w:t xml:space="preserve"> </w:t>
-        </w:r>
-      </w:ins>
-      <w:ins w:id="84" w:author="PR Preview" w:date="2026-01-01T00:00:00Z">
-        <w:r>
-          <w:rPr>
-            <w:b/>
-            <w:bCs/>
-          </w:rPr>
-          <w:t xml:space="preserve">leading</w:t>
-        </w:r>
-      </w:ins>
-      <w:ins w:id="85" w:author="PR Preview" w:date="2026-01-01T00:00:00Z">
-        <w:r>
-          <w:t xml:space="preserve"> </w:t>
-        </w:r>
-      </w:ins>
-      <w:ins w:id="86" w:author="PR Preview" w:date="2026-01-01T00:00:00Z">
-        <w:r>
-          <w:t xml:space="preserve">(or</w:t>
-        </w:r>
-      </w:ins>
-      <w:ins w:id="87" w:author="PR Preview" w:date="2026-01-01T00:00:00Z">
-        <w:r>
-          <w:t xml:space="preserve"> </w:t>
-        </w:r>
-      </w:ins>
-      <w:ins w:id="88" w:author="PR Preview" w:date="2026-01-01T00:00:00Z">
-        <w:r>
-          <w:rPr>
-            <w:b/>
-            <w:bCs/>
-          </w:rPr>
-          <w:t xml:space="preserve">top-left</w:t>
-        </w:r>
-      </w:ins>
-      <w:ins w:id="89" w:author="PR Preview" w:date="2026-01-01T00:00:00Z">
-        <w:r>
-          <w:t xml:space="preserve">)</w:t>
-        </w:r>
-      </w:ins>
-      <w:ins w:id="90" w:author="PR Preview" w:date="2026-01-01T00:00:00Z">
-        <w:r>
-          <w:t xml:space="preserve"> </w:t>
-        </w:r>
-      </w:ins>
-      <m:oMath>
-        <m:r>
-          <m:t>k</m:t>
-        </m:r>
-        <m:r>
-          <m:rPr>
-            <m:sty m:val="p"/>
-          </m:rPr>
-          <m:t>×</m:t>
-        </m:r>
-        <m:r>
-          <m:t>k</m:t>
-        </m:r>
-      </m:oMath>
-      <w:ins w:id="91" w:author="PR Preview" w:date="2026-01-01T00:00:00Z">
-        <w:r>
-          <w:t xml:space="preserve"> </w:t>
-        </w:r>
-      </w:ins>
-      <w:ins w:id="92" w:author="PR Preview" w:date="2026-01-01T00:00:00Z">
-        <w:r>
-          <w:rPr>
-            <w:b/>
-            <w:bCs/>
-          </w:rPr>
-          <w:t xml:space="preserve">block</w:t>
-        </w:r>
-      </w:ins>
-      <w:ins w:id="93" w:author="PR Preview" w:date="2026-01-01T00:00:00Z">
-        <w:r>
-          <w:t xml:space="preserve"> </w:t>
-        </w:r>
-      </w:ins>
-      <w:ins w:id="94" w:author="PR Preview" w:date="2026-01-01T00:00:00Z">
-        <w:r>
-          <w:t xml:space="preserve">of</w:t>
-        </w:r>
-      </w:ins>
-      <w:ins w:id="95" w:author="PR Preview" w:date="2026-01-01T00:00:00Z">
-        <w:r>
-          <w:t xml:space="preserve"> </w:t>
-        </w:r>
-      </w:ins>
-      <m:oMath>
-        <m:r>
-          <m:rPr>
-            <m:sty m:val="bi"/>
-          </m:rPr>
-          <m:t>X</m:t>
-        </m:r>
-      </m:oMath>
-      <w:ins w:id="96" w:author="PR Preview" w:date="2026-01-01T00:00:00Z">
-        <w:r>
-          <w:t xml:space="preserve">;</w:t>
-        </w:r>
-      </w:ins>
-      <w:ins w:id="97" w:author="PR Preview" w:date="2026-01-01T00:00:00Z">
-        <w:r>
-          <w:t xml:space="preserve"> </w:t>
-        </w:r>
-      </w:ins>
-      <w:ins w:id="98" w:author="PR Preview" w:date="2026-01-01T00:00:00Z">
-        <w:r>
-          <w:t xml:space="preserve">for</w:t>
-        </w:r>
-      </w:ins>
-      <w:ins w:id="99" w:author="PR Preview" w:date="2026-01-01T00:00:00Z">
-        <w:r>
-          <w:t xml:space="preserve"> </w:t>
-        </w:r>
-      </w:ins>
-      <m:oMath>
-        <m:r>
-          <m:t>k</m:t>
-        </m:r>
-        <m:r>
-          <m:rPr>
-            <m:sty m:val="p"/>
-          </m:rPr>
-          <m:t>&lt;</m:t>
-        </m:r>
-        <m:r>
-          <m:t>n</m:t>
-        </m:r>
-      </m:oMath>
-      <w:ins w:id="100" w:author="PR Preview" w:date="2026-01-01T00:00:00Z">
-        <w:r>
-          <w:t xml:space="preserve"> </w:t>
-        </w:r>
-      </w:ins>
-      <w:ins w:id="101" w:author="PR Preview" w:date="2026-01-01T00:00:00Z">
-        <w:r>
-          <w:t xml:space="preserve">it is the block</w:t>
-        </w:r>
-      </w:ins>
-      <w:ins w:id="102" w:author="PR Preview" w:date="2026-01-01T00:00:00Z">
-        <w:r>
-          <w:t xml:space="preserve"> </w:t>
-        </w:r>
-      </w:ins>
-      <m:oMath>
-        <m:r>
-          <m:rPr>
-            <m:sty m:val="bi"/>
-          </m:rPr>
-          <m:t>A</m:t>
-        </m:r>
-      </m:oMath>
-      <w:ins w:id="103" w:author="PR Preview" w:date="2026-01-01T00:00:00Z">
-        <w:r>
-          <w:t xml:space="preserve"> </w:t>
-        </w:r>
-      </w:ins>
-      <w:ins w:id="104" w:author="PR Preview" w:date="2026-01-01T00:00:00Z">
-        <w:r>
-          <w:t xml:space="preserve">of</w:t>
-        </w:r>
-      </w:ins>
-      <w:ins w:id="105" w:author="PR Preview" w:date="2026-01-01T00:00:00Z">
-        <w:r>
-          <w:t xml:space="preserve"> </w:t>
-        </w:r>
-      </w:ins>
-      <w:hyperlink w:anchor="def-block-matrix">
-        <w:ins w:id="106" w:author="PR Preview" w:date="2026-01-01T00:00:00Z">
-          <w:r>
-            <w:rPr>
-              <w:rStyle w:val="Hyperlink"/>
-            </w:rPr>
-            <w:t xml:space="preserve">Definition 4</w:t>
-          </w:r>
-        </w:ins>
-      </w:hyperlink>
-      <w:ins w:id="107" w:author="PR Preview" w:date="2026-01-01T00:00:00Z">
-        <w:r>
-          <w:t xml:space="preserve"> </w:t>
-        </w:r>
-      </w:ins>
-      <w:ins w:id="108" w:author="PR Preview" w:date="2026-01-01T00:00:00Z">
-        <w:r>
-          <w:t xml:space="preserve">with</w:t>
-        </w:r>
-      </w:ins>
-      <w:ins w:id="109" w:author="PR Preview" w:date="2026-01-01T00:00:00Z">
-        <w:r>
-          <w:t xml:space="preserve"> </w:t>
-        </w:r>
-      </w:ins>
-      <m:oMath>
-        <m:r>
-          <m:t>l</m:t>
-        </m:r>
-        <m:r>
-          <m:rPr>
-            <m:sty m:val="p"/>
-          </m:rPr>
-          <m:t>=</m:t>
-        </m:r>
-        <m:r>
-          <m:t>k</m:t>
-        </m:r>
-      </m:oMath>
-      <w:ins w:id="110" w:author="PR Preview" w:date="2026-01-01T00:00:00Z">
-        <w:r>
-          <w:t xml:space="preserve">,</w:t>
-        </w:r>
-      </w:ins>
-      <w:ins w:id="111" w:author="PR Preview" w:date="2026-01-01T00:00:00Z">
-        <w:r>
-          <w:t xml:space="preserve"> </w:t>
-        </w:r>
-      </w:ins>
-      <w:ins w:id="112" w:author="PR Preview" w:date="2026-01-01T00:00:00Z">
-        <w:r>
-          <w:t xml:space="preserve">and for</w:t>
-        </w:r>
-      </w:ins>
-      <w:ins w:id="113" w:author="PR Preview" w:date="2026-01-01T00:00:00Z">
-        <w:r>
-          <w:t xml:space="preserve"> </w:t>
-        </w:r>
-      </w:ins>
-      <m:oMath>
-        <m:r>
-          <m:t>k</m:t>
-        </m:r>
-        <m:r>
-          <m:rPr>
-            <m:sty m:val="p"/>
-          </m:rPr>
-          <m:t>=</m:t>
-        </m:r>
-        <m:r>
-          <m:t>n</m:t>
-        </m:r>
-      </m:oMath>
-      <w:ins w:id="114" w:author="PR Preview" w:date="2026-01-01T00:00:00Z">
-        <w:r>
-          <w:t xml:space="preserve"> </w:t>
-        </w:r>
-      </w:ins>
-      <w:ins w:id="115" w:author="PR Preview" w:date="2026-01-01T00:00:00Z">
-        <w:r>
-          <w:t xml:space="preserve">it is</w:t>
-        </w:r>
-      </w:ins>
-      <w:ins w:id="116" w:author="PR Preview" w:date="2026-01-01T00:00:00Z">
-        <w:r>
-          <w:t xml:space="preserve"> </w:t>
-        </w:r>
-      </w:ins>
-      <m:oMath>
-        <m:r>
-          <m:rPr>
-            <m:sty m:val="bi"/>
-          </m:rPr>
-          <m:t>X</m:t>
-        </m:r>
-      </m:oMath>
-      <w:ins w:id="117" w:author="PR Preview" w:date="2026-01-01T00:00:00Z">
-        <w:r>
-          <w:t xml:space="preserve"> </w:t>
-        </w:r>
-      </w:ins>
-      <w:ins w:id="118" w:author="PR Preview" w:date="2026-01-01T00:00:00Z">
-        <w:r>
-          <w:t xml:space="preserve">itself.</w:t>
-        </w:r>
-      </w:ins>
+      <w:r>
+        <w:t xml:space="preserve"> </w:t>
+      </w:r>
+      <w:r>
+        <w:t xml:space="preserve">itself.</w:t>
+      </w:r>
     </w:p>
     <w:bookmarkEnd w:id="100"/>
     <w:bookmarkStart w:id="101" w:name="thm-pd-submatrix"/>
